--- a/assets/docx/Proposal_L3_07.docx
+++ b/assets/docx/Proposal_L3_07.docx
@@ -3,353 +3,78 @@
 <w:document xmlns:o="urn:schemas-microsoft-com:office:office" xmlns:r="http://schemas.openxmlformats.org/officeDocument/2006/relationships" xmlns:v="urn:schemas-microsoft-com:vml" xmlns:w="http://schemas.openxmlformats.org/wordprocessingml/2006/main" xmlns:w10="urn:schemas-microsoft-com:office:word" xmlns:wp="http://schemas.openxmlformats.org/drawingml/2006/wordprocessingDrawing" xmlns:wps="http://schemas.microsoft.com/office/word/2010/wordprocessingShape" xmlns:wpg="http://schemas.microsoft.com/office/word/2010/wordprocessingGroup" xmlns:mc="http://schemas.openxmlformats.org/markup-compatibility/2006" xmlns:wp14="http://schemas.microsoft.com/office/word/2010/wordprocessingDrawing" xmlns:w14="http://schemas.microsoft.com/office/word/2010/wordml" xmlns:w15="http://schemas.microsoft.com/office/word/2012/wordml" mc:Ignorable="w14 wp14 w15">
   <w:body>
     <w:p>
-      <w:pPr>
-        <w:pStyle w:val="Title"/>
-        <w:jc w:val="center"/>
-        <w:rPr>
-          <w:b/>
-          <w:b/>
-          <w:bCs/>
-        </w:rPr>
-      </w:pPr>
       <w:r>
-        <w:rPr>
-          <w:rFonts w:ascii="Georgia" w:hAnsi="Georgia"/>
-          <w:b/>
-          <w:bCs/>
-          <w:color w:val="00008B"/>
-          <w:sz w:val="40"/>
-          <w:szCs w:val="40"/>
-        </w:rPr>
-        <w:t>Project Proposal: Digital Transformation Initiative</w:t>
+        <w:t xml:space="preserve">Project Proposal: Digital Transformation Initiative</w:t>
       </w:r>
     </w:p>
     <w:p>
-      <w:pPr>
-        <w:pStyle w:val="Normal"/>
-        <w:rPr>
-          <w:sz w:val="40"/>
-          <w:szCs w:val="40"/>
-        </w:rPr>
-      </w:pPr>
       <w:r>
-        <w:rPr>
-          <w:rFonts w:ascii="Georgia" w:hAnsi="Georgia"/>
-          <w:sz w:val="40"/>
-          <w:szCs w:val="40"/>
-        </w:rPr>
-        <w:t>Submitted to: Board of Directors</w:t>
+        <w:t xml:space="preserve">Submitted to: Board of Directors</w:t>
       </w:r>
     </w:p>
     <w:p>
-      <w:pPr>
-        <w:pStyle w:val="Normal"/>
-        <w:rPr>
-          <w:sz w:val="40"/>
-          <w:szCs w:val="40"/>
-        </w:rPr>
-      </w:pPr>
       <w:r>
-        <w:rPr>
-          <w:rFonts w:ascii="Georgia" w:hAnsi="Georgia"/>
-          <w:sz w:val="40"/>
-          <w:szCs w:val="40"/>
-        </w:rPr>
-        <w:t>Date: March 15, 2025</w:t>
+        <w:t xml:space="preserve">Date: March 15, 2025</w:t>
       </w:r>
     </w:p>
     <w:p>
-      <w:pPr>
-        <w:pStyle w:val="Heading1"/>
-        <w:rPr>
-          <w:rFonts w:ascii="Georgia" w:hAnsi="Georgia"/>
-          <w:sz w:val="40"/>
-          <w:szCs w:val="40"/>
-        </w:rPr>
-      </w:pPr>
       <w:r>
-        <w:rPr>
-          <w:rFonts w:ascii="Georgia" w:hAnsi="Georgia"/>
-          <w:sz w:val="40"/>
-          <w:szCs w:val="40"/>
-        </w:rPr>
+        <w:t xml:space="preserve">Background</w:t>
       </w:r>
     </w:p>
     <w:p>
-      <w:pPr>
-        <w:pStyle w:val="Normal"/>
-        <w:rPr>
-          <w:sz w:val="40"/>
-          <w:szCs w:val="40"/>
-        </w:rPr>
-      </w:pPr>
       <w:r>
-        <w:rPr>
-          <w:rFonts w:ascii="Georgia" w:hAnsi="Georgia"/>
-          <w:sz w:val="40"/>
-          <w:szCs w:val="40"/>
-        </w:rPr>
-        <w:t>Phase 1 covers infrastructure assessment and cloud architecture design (First Quarter 2025). Phase 2 involves data migration and platform setup (Second-Third Quarter 2025). Phase 3 focuses on application modernization and user training (Fourth Quarter 2025). Phase 4 addresses optimization and handover (First Quarter 2026).</w:t>
+        <w:t xml:space="preserve">The current IT infrastructure has served the organization well for the past decade, but increasing demand for real-time analytics and mobile workforce support now requires a full modernization effort.</w:t>
       </w:r>
     </w:p>
     <w:p>
-      <w:pPr>
-        <w:pStyle w:val="Normal"/>
-        <w:rPr>
-          <w:sz w:val="40"/>
-          <w:szCs w:val="40"/>
-        </w:rPr>
-      </w:pPr>
       <w:r>
-        <w:rPr>
-          <w:rFonts w:ascii="Georgia" w:hAnsi="Georgia"/>
-          <w:sz w:val="40"/>
-          <w:szCs w:val="40"/>
-        </w:rPr>
-        <w:t>This proposal requires executive approval before implementation.</w:t>
+        <w:t xml:space="preserve">Objectives</w:t>
       </w:r>
     </w:p>
     <w:p>
-      <w:pPr>
-        <w:pStyle w:val="Heading1"/>
-        <w:rPr>
-          <w:color w:val="2A6099"/>
-        </w:rPr>
-      </w:pPr>
       <w:r>
-        <w:rPr>
-          <w:rFonts w:ascii="Georgia" w:hAnsi="Georgia"/>
-          <w:color w:val="2A6099"/>
-          <w:sz w:val="40"/>
-          <w:szCs w:val="40"/>
-        </w:rPr>
-        <w:t>Budget</w:t>
+        <w:t xml:space="preserve">The primary objectives of this initiative are to strengthen cloud readiness, improve analytics delivery, and establish a more resilient operating model across teams.</w:t>
       </w:r>
     </w:p>
     <w:p>
-      <w:pPr>
-        <w:pStyle w:val="Normal"/>
-        <w:rPr>
-          <w:sz w:val="40"/>
-          <w:szCs w:val="40"/>
-        </w:rPr>
-      </w:pPr>
       <w:r>
-        <w:rPr>
-          <w:rFonts w:ascii="Georgia" w:hAnsi="Georgia"/>
-          <w:sz w:val="40"/>
-          <w:szCs w:val="40"/>
-        </w:rPr>
-        <w:t>The total estimated budget for this initiative is $2.4 million over 12 months</w:t>
+        <w:t xml:space="preserve">Timeline</w:t>
       </w:r>
     </w:p>
     <w:p>
-      <w:pPr>
-        <w:pStyle w:val="Normal"/>
-        <w:rPr>
-          <w:sz w:val="40"/>
-          <w:szCs w:val="40"/>
-        </w:rPr>
-      </w:pPr>
       <w:r>
-        <w:rPr>
-          <w:rFonts w:ascii="Georgia" w:hAnsi="Georgia"/>
-          <w:sz w:val="40"/>
-          <w:szCs w:val="40"/>
-        </w:rPr>
-        <w:t>This proposal requires executive approval before implementation.. Infrastructure costs account for 40%, professional</w:t>
+        <w:t xml:space="preserve">Phase 1 covers infrastructure assessment and cloud architecture design (Q1 2025). Phase 2 involves data migration and platform setup (Q2-Q3 2025). Phase 3 focuses on application modernization and user training (Q4 2025). Phase 4 addresses optimization and handover (Q1 2026).</w:t>
       </w:r>
     </w:p>
     <w:p>
-      <w:pPr>
-        <w:pStyle w:val="Normal"/>
-        <w:rPr>
-          <w:sz w:val="40"/>
-          <w:szCs w:val="40"/>
-        </w:rPr>
-      </w:pPr>
       <w:r>
-        <w:rPr>
-          <w:rFonts w:ascii="Georgia" w:hAnsi="Georgia"/>
-          <w:sz w:val="40"/>
-          <w:szCs w:val="40"/>
-        </w:rPr>
-        <w:t>This proposal requires executive approval before implementation. services for 35%, software licenses for 15%, and training for 10%.</w:t>
+        <w:t xml:space="preserve">Budget</w:t>
       </w:r>
     </w:p>
     <w:p>
-      <w:pPr>
-        <w:pStyle w:val="Heading1"/>
-        <w:rPr>
-          <w:color w:val="00008B"/>
-        </w:rPr>
-      </w:pPr>
       <w:r>
-        <w:rPr>
-          <w:rFonts w:ascii="Georgia" w:hAnsi="Georgia"/>
-          <w:color w:val="00008B"/>
-          <w:sz w:val="40"/>
-          <w:szCs w:val="40"/>
-        </w:rPr>
-        <w:t>Expected Benefits</w:t>
+        <w:t xml:space="preserve">The total estimated budget for this initiative is $2.4 million over 12 months, with infrastructure, services, licensing, and training each assigned a tracked spend envelope.</w:t>
       </w:r>
     </w:p>
     <w:p>
-      <w:pPr>
-        <w:pStyle w:val="Normal"/>
-        <w:rPr>
-          <w:sz w:val="40"/>
-          <w:szCs w:val="40"/>
-        </w:rPr>
-      </w:pPr>
       <w:r>
-        <w:rPr>
-          <w:rFonts w:ascii="Georgia" w:hAnsi="Georgia"/>
-          <w:sz w:val="40"/>
-          <w:szCs w:val="40"/>
-        </w:rPr>
-        <w:t xml:space="preserve">Upon completion, the organization will benefit from 99.9% system uptime, 60% reduction in infrastructure maintenance costs, real-time business intelligence capabilities, and enhanced security posture meeting ISO 27001 </w:t>
-      </w:r>
-      <w:r>
-        <w:rPr>
-          <w:rFonts w:ascii="Georgia" w:hAnsi="Georgia"/>
-          <w:color w:val="00008B"/>
-          <w:sz w:val="40"/>
-          <w:szCs w:val="40"/>
-        </w:rPr>
-        <w:t>standards.Background</w:t>
+        <w:t xml:space="preserve">Expected Benefits</w:t>
       </w:r>
     </w:p>
     <w:p>
-      <w:pPr>
-        <w:pStyle w:val="Normal"/>
-        <w:rPr>
-          <w:sz w:val="40"/>
-          <w:szCs w:val="40"/>
-        </w:rPr>
-      </w:pPr>
       <w:r>
-        <w:rPr>
-          <w:rFonts w:ascii="Georgia" w:hAnsi="Georgia"/>
-          <w:color w:val="00008B"/>
-          <w:sz w:val="40"/>
-          <w:szCs w:val="40"/>
-        </w:rPr>
-        <w:t>The current IT infrastructure has served the organization well for the past decade. However, increasing demands for real-time analytics, mobile workforce support, and cloud-native applications require a fundamental upgrade o</w:t>
-      </w:r>
-      <w:r>
-        <w:rPr>
-          <w:rFonts w:ascii="Georgia" w:hAnsi="Georgia"/>
-          <w:color w:val="2A6099"/>
-          <w:sz w:val="40"/>
-          <w:szCs w:val="40"/>
-        </w:rPr>
-        <w:t>f our technology stack.</w:t>
+        <w:t xml:space="preserve">Upon completion, the organization should see improved uptime, lower maintenance costs, stronger reporting capabilities, and a security posture aligned with current compliance standards.</w:t>
       </w:r>
     </w:p>
     <w:p>
-      <w:pPr>
-        <w:pStyle w:val="Heading1"/>
-        <w:rPr>
-          <w:sz w:val="40"/>
-          <w:szCs w:val="40"/>
-        </w:rPr>
-      </w:pPr>
       <w:r>
-        <w:rPr>
-          <w:rFonts w:ascii="Georgia" w:hAnsi="Georgia"/>
-          <w:color w:val="2A6099"/>
-          <w:sz w:val="40"/>
-          <w:szCs w:val="40"/>
-        </w:rPr>
-        <w:t>Objectives</w:t>
+        <w:t xml:space="preserve">Scope of Work</w:t>
       </w:r>
     </w:p>
     <w:p>
-      <w:pPr>
-        <w:pStyle w:val="Normal"/>
-        <w:rPr>
-          <w:sz w:val="40"/>
-          <w:szCs w:val="40"/>
-        </w:rPr>
-      </w:pPr>
       <w:r>
-        <w:rPr>
-          <w:rFonts w:ascii="Georgia" w:hAnsi="Georgia"/>
-          <w:color w:val="2A6099"/>
-          <w:sz w:val="40"/>
-          <w:szCs w:val="40"/>
-        </w:rPr>
-        <w:t>The primary objectives of this initiative are: migrate all on-premises workloads to a hybrid cloud environment, implement a modern data analytics platform, deploy mobile-first applications for field operations, and establish a robust cybersecurity framework.</w:t>
-      </w:r>
-    </w:p>
-    <w:p>
-      <w:pPr>
-        <w:pStyle w:val="Normal"/>
-        <w:rPr>
-          <w:sz w:val="40"/>
-          <w:szCs w:val="40"/>
-        </w:rPr>
-      </w:pPr>
-      <w:r>
-        <w:rPr>
-          <w:color w:val="2A6099"/>
-          <w:sz w:val="40"/>
-          <w:szCs w:val="40"/>
-        </w:rPr>
-        <w:t>This proposal requires executive approval before implementation.</w:t>
-      </w:r>
-    </w:p>
-    <w:p>
-      <w:pPr>
-        <w:pStyle w:val="Normal"/>
-        <w:rPr>
-          <w:color w:val="00008B"/>
-        </w:rPr>
-      </w:pPr>
-      <w:r>
-        <w:rPr>
-          <w:rFonts w:ascii="Georgia" w:hAnsi="Georgia"/>
-          <w:color w:val="00008B"/>
-          <w:sz w:val="40"/>
-          <w:szCs w:val="40"/>
-        </w:rPr>
-        <w:t>Scope of Work</w:t>
-      </w:r>
-    </w:p>
-    <w:p>
-      <w:pPr>
-        <w:pStyle w:val="Normal"/>
-        <w:spacing w:before="0" w:after="200"/>
-        <w:rPr>
-          <w:sz w:val="40"/>
-          <w:szCs w:val="40"/>
-        </w:rPr>
-      </w:pPr>
-      <w:r>
-        <w:rPr>
-          <w:rFonts w:ascii="Georgia" w:hAnsi="Georgia"/>
-          <w:sz w:val="40"/>
-          <w:szCs w:val="40"/>
-        </w:rPr>
-        <w:t>This proposal requires executive approval before implementation.This proposal requires executive approval before implementation.</w:t>
-      </w:r>
-    </w:p>
-    <w:p>
-      <w:pPr>
-        <w:pStyle w:val="Normal"/>
-        <w:spacing w:before="0" w:after="200"/>
-        <w:rPr>
-          <w:sz w:val="40"/>
-          <w:szCs w:val="40"/>
-        </w:rPr>
-      </w:pPr>
-      <w:r>
-        <w:rPr>
-          <w:sz w:val="40"/>
-          <w:szCs w:val="40"/>
-        </w:rPr>
-        <w:t>This proposal requires executive approval before implementation.</w:t>
+        <w:t xml:space="preserve">The scope of work includes platform assessment, migration planning, implementation oversight, user enablement, and final operational handoff.</w:t>
       </w:r>
     </w:p>
     <w:sectPr>
